--- a/04_ResolutionCinematique/04_CoMAX_04_ResolutionCinematique.docx
+++ b/04_ResolutionCinematique/04_CoMAX_04_ResolutionCinematique.docx
@@ -383,16 +383,11 @@
       <w:r>
         <w:t xml:space="preserve">Trame du sujet dans </w:t>
       </w:r>
-      <w:proofErr w:type="spellStart"/>
       <w:r>
         <w:t>C</w:t>
       </w:r>
       <w:r>
-        <w:t>apytale</w:t>
-      </w:r>
-      <w:proofErr w:type="spellEnd"/>
-      <w:r>
-        <w:t xml:space="preserve"> : </w:t>
+        <w:t xml:space="preserve">apytale : </w:t>
       </w:r>
       <w:hyperlink r:id="rId9" w:history="1">
         <w:r>
@@ -880,153 +875,13 @@
               </w:rPr>
             </w:pPr>
             <w:r>
-              <w:t xml:space="preserve">En utilisant </w:t>
-            </w:r>
-            <w:proofErr w:type="spellStart"/>
-            <w:r>
-              <w:t>Capytale</w:t>
-            </w:r>
-            <w:proofErr w:type="spellEnd"/>
-            <w:r>
-              <w:t>,</w:t>
+              <w:t>En utilisant Capytale,</w:t>
             </w:r>
             <w:r>
               <w:t xml:space="preserve"> </w:t>
             </w:r>
-            <w:proofErr w:type="spellStart"/>
-            <w:r>
-              <w:t>Pyzo</w:t>
-            </w:r>
-            <w:proofErr w:type="spellEnd"/>
-            <w:r>
-              <w:t xml:space="preserve"> ou </w:t>
-            </w:r>
-            <w:proofErr w:type="spellStart"/>
-            <w:r>
-              <w:t>Spyder</w:t>
-            </w:r>
-            <w:proofErr w:type="spellEnd"/>
-            <w:r>
-              <w:t xml:space="preserve">, </w:t>
-            </w:r>
-            <w:r>
-              <w:t xml:space="preserve"> t</w:t>
-            </w:r>
-            <w:r>
-              <w:rPr>
-                <w:rFonts w:cstheme="minorHAnsi"/>
-              </w:rPr>
-              <w:t>racer les profils de position, vitesse et accélération</w:t>
-            </w:r>
-            <w:r>
-              <w:rPr>
-                <w:rFonts w:cstheme="minorHAnsi"/>
-              </w:rPr>
-              <w:t xml:space="preserve"> </w:t>
-            </w:r>
-            <w:r>
-              <w:rPr>
-                <w:rFonts w:cstheme="minorHAnsi"/>
-                <w:b/>
-                <w:bCs/>
-              </w:rPr>
-              <w:t>de l’axe</w:t>
-            </w:r>
-            <w:r>
-              <w:rPr>
-                <w:rFonts w:cstheme="minorHAnsi"/>
-              </w:rPr>
-              <w:t xml:space="preserve">, </w:t>
-            </w:r>
-            <w:r>
-              <w:rPr>
-                <w:rFonts w:cstheme="minorHAnsi"/>
-              </w:rPr>
-              <w:t xml:space="preserve">pour un </w:t>
-            </w:r>
-            <w:r>
-              <w:rPr>
-                <w:rFonts w:cstheme="minorHAnsi"/>
-              </w:rPr>
-              <w:t xml:space="preserve">déplacement </w:t>
-            </w:r>
-            <w:r>
-              <w:rPr>
-                <w:rFonts w:cstheme="minorHAnsi"/>
-              </w:rPr>
-              <w:t xml:space="preserve">linéaire </w:t>
-            </w:r>
-            <w:r>
-              <w:rPr>
-                <w:rFonts w:cstheme="minorHAnsi"/>
-              </w:rPr>
-              <w:t>de</w:t>
-            </w:r>
-            <w:r>
-              <w:rPr>
-                <w:rFonts w:cstheme="minorHAnsi"/>
-              </w:rPr>
-              <w:t xml:space="preserve"> l’axe de</w:t>
-            </w:r>
-            <w:r>
-              <w:rPr>
-                <w:rFonts w:cstheme="minorHAnsi"/>
-              </w:rPr>
-              <w:t xml:space="preserve"> 100 </w:t>
-            </w:r>
-            <w:proofErr w:type="spellStart"/>
-            <w:r>
-              <w:rPr>
-                <w:rFonts w:cstheme="minorHAnsi"/>
-              </w:rPr>
-              <w:t>mm</w:t>
-            </w:r>
-            <w:r>
-              <w:rPr>
-                <w:rFonts w:cstheme="minorHAnsi"/>
-              </w:rPr>
-              <w:t>.</w:t>
-            </w:r>
-            <w:proofErr w:type="spellEnd"/>
-          </w:p>
-          <w:p>
-            <w:pPr>
-              <w:pStyle w:val="Paragraphedeliste"/>
-              <w:numPr>
-                <w:ilvl w:val="0"/>
-                <w:numId w:val="16"/>
-              </w:numPr>
-              <w:spacing w:line="240" w:lineRule="auto"/>
-              <w:rPr>
-                <w:rFonts w:cstheme="minorHAnsi"/>
-              </w:rPr>
-            </w:pPr>
-            <w:r>
-              <w:t xml:space="preserve">En utilisant </w:t>
-            </w:r>
-            <w:proofErr w:type="spellStart"/>
-            <w:r>
-              <w:t>Capytale</w:t>
-            </w:r>
-            <w:proofErr w:type="spellEnd"/>
-            <w:r>
-              <w:t xml:space="preserve">, </w:t>
-            </w:r>
-            <w:proofErr w:type="spellStart"/>
-            <w:r>
-              <w:t>Pyzo</w:t>
-            </w:r>
-            <w:proofErr w:type="spellEnd"/>
-            <w:r>
-              <w:t xml:space="preserve"> ou </w:t>
-            </w:r>
-            <w:proofErr w:type="spellStart"/>
-            <w:r>
-              <w:t>Spyder</w:t>
-            </w:r>
-            <w:proofErr w:type="spellEnd"/>
-            <w:r>
-              <w:t>,  t</w:t>
+            <w:r>
+              <w:t>t</w:t>
             </w:r>
             <w:r>
               <w:rPr>
@@ -1154,7 +1009,7 @@
                 <w:noProof/>
               </w:rPr>
               <w:drawing>
-                <wp:anchor distT="0" distB="0" distL="114300" distR="114300" simplePos="0" relativeHeight="251659264" behindDoc="0" locked="0" layoutInCell="1" allowOverlap="1" wp14:anchorId="45CE5C1C" wp14:editId="56684171">
+                <wp:anchor distT="0" distB="0" distL="114300" distR="114300" simplePos="0" relativeHeight="251659264" behindDoc="0" locked="0" layoutInCell="1" allowOverlap="1" wp14:anchorId="45CE5C1C" wp14:editId="644AA32A">
                   <wp:simplePos x="0" y="0"/>
                   <wp:positionH relativeFrom="column">
                     <wp:posOffset>3900805</wp:posOffset>
@@ -1245,10 +1100,7 @@
               <w:t xml:space="preserve">Réaliser un essai </w:t>
             </w:r>
             <w:r>
-              <w:t>en trapèze pour un déplacement de 100 mm</w:t>
-            </w:r>
-            <w:r>
-              <w:t xml:space="preserve"> [Fiche 3]</w:t>
+              <w:t>en trapèze pour un déplacement de 100 mm [Fiche 3]</w:t>
             </w:r>
           </w:p>
           <w:p>
@@ -1294,7 +1146,7 @@
                 <w:noProof/>
               </w:rPr>
               <w:drawing>
-                <wp:anchor distT="0" distB="0" distL="114300" distR="114300" simplePos="0" relativeHeight="251658240" behindDoc="0" locked="0" layoutInCell="1" allowOverlap="1" wp14:anchorId="5D3A8A91" wp14:editId="345906D7">
+                <wp:anchor distT="0" distB="0" distL="114300" distR="114300" simplePos="0" relativeHeight="251658240" behindDoc="0" locked="0" layoutInCell="1" allowOverlap="1" wp14:anchorId="5D3A8A91" wp14:editId="04D11621">
                   <wp:simplePos x="0" y="0"/>
                   <wp:positionH relativeFrom="column">
                     <wp:posOffset>4161155</wp:posOffset>
